--- a/Analysis/BuyBack Project/buyback_article.docx
+++ b/Analysis/BuyBack Project/buyback_article.docx
@@ -46,26 +46,6 @@
         </w:rPr>
         <w:t>March 2026</w:t>
       </w:r>
-      <w:r>
-        <w:rPr>
-          <w:i/>
-          <w:iCs/>
-          <w:color w:val="555555"/>
-          <w:sz w:val="20"/>
-          <w:szCs w:val="20"/>
-        </w:rPr>
-        <w:t>, Riccardo Ceccaroni, Copenhagen Business Sch</w:t>
-      </w:r>
-      <w:r>
-        <w:rPr>
-          <w:i/>
-          <w:iCs/>
-          <w:color w:val="555555"/>
-          <w:sz w:val="20"/>
-          <w:szCs w:val="20"/>
-        </w:rPr>
-        <w:t>ool</w:t>
-      </w:r>
     </w:p>
     <w:p>
       <w:pPr>
@@ -85,13 +65,29 @@
         <w:spacing w:after="160" w:line="276" w:lineRule="auto"/>
       </w:pPr>
       <w:r>
-        <w:t>When a company buys back its own shares, the number of shares outstanding goes down. That means earnings per share goes up even if net income stays flat</w:t>
+        <w:t xml:space="preserve">When a company buys back its own shares, the number of shares outstanding goes down. That means earnings per share </w:t>
+      </w:r>
+      <w:proofErr w:type="gramStart"/>
+      <w:r>
+        <w:t>goes</w:t>
+      </w:r>
+      <w:proofErr w:type="gramEnd"/>
+      <w:r>
+        <w:t xml:space="preserve"> up even if net income stays flat</w:t>
       </w:r>
       <w:r>
         <w:t>, as</w:t>
       </w:r>
       <w:r>
-        <w:t xml:space="preserve"> the same profit is now divided among fewer shares. Since investors and analysts evaluate companies largely on EPS and EPS growth, buybacks can make a company look more profitable than it actually became.</w:t>
+        <w:t xml:space="preserve"> the same profit is now divided among fewer shares. Since investors and analysts evaluate companies largely on EPS and EPS growth, buybacks can make a company look more profitable than it </w:t>
+      </w:r>
+      <w:proofErr w:type="gramStart"/>
+      <w:r>
+        <w:t>actually became</w:t>
+      </w:r>
+      <w:proofErr w:type="gramEnd"/>
+      <w:r>
+        <w:t>.</w:t>
       </w:r>
     </w:p>
     <w:p>
@@ -164,13 +160,37 @@
         <w:spacing w:after="160" w:line="276" w:lineRule="auto"/>
       </w:pPr>
       <w:r>
-        <w:t>For each company-year, we collected annual net income,</w:t>
+        <w:t xml:space="preserve">For each </w:t>
+      </w:r>
+      <w:proofErr w:type="gramStart"/>
+      <w:r>
+        <w:t>company-year</w:t>
+      </w:r>
+      <w:proofErr w:type="gramEnd"/>
+      <w:r>
+        <w:t>, we collected annual net income,</w:t>
       </w:r>
       <w:r>
         <w:t xml:space="preserve"> stock prices,</w:t>
       </w:r>
       <w:r>
-        <w:t xml:space="preserve"> weighted average shares outstanding, and year-end market capitalisation from company filings via Wisesheets. From these, we derived EPS, EPS growth, net income growth, share count change, P/E ratios, and P/E change.</w:t>
+        <w:t xml:space="preserve"> weighted average shares outstanding, and year-end market </w:t>
+      </w:r>
+      <w:proofErr w:type="spellStart"/>
+      <w:r>
+        <w:t>capitalisation</w:t>
+      </w:r>
+      <w:proofErr w:type="spellEnd"/>
+      <w:r>
+        <w:t xml:space="preserve"> from company filings via </w:t>
+      </w:r>
+      <w:proofErr w:type="spellStart"/>
+      <w:r>
+        <w:t>Wisesheets</w:t>
+      </w:r>
+      <w:proofErr w:type="spellEnd"/>
+      <w:r>
+        <w:t>. From these, we derived EPS, EPS growth, net income growth, share count change, P/E ratios, and P/E change.</w:t>
       </w:r>
     </w:p>
     <w:p>
@@ -178,7 +198,15 @@
         <w:spacing w:after="160" w:line="276" w:lineRule="auto"/>
       </w:pPr>
       <w:r>
-        <w:t>After filtering out company-years with missing data, negative P/E ratios, or extreme P/E values above 200, and winsorizing all variables at the 5th and 95th percentiles, we were left with 1,036 usable company-year observations spanning 2016–2024.</w:t>
+        <w:t xml:space="preserve">After filtering out company-years with missing data, negative P/E ratios, or extreme P/E values above 200, and </w:t>
+      </w:r>
+      <w:proofErr w:type="spellStart"/>
+      <w:r>
+        <w:t>winsorizing</w:t>
+      </w:r>
+      <w:proofErr w:type="spellEnd"/>
+      <w:r>
+        <w:t xml:space="preserve"> all variables at the 5th and 95th percentiles, we were left with 1,036 usable company-year observations spanning 2016–2024.</w:t>
       </w:r>
     </w:p>
     <w:p>
@@ -356,7 +384,15 @@
         <w:spacing w:after="160" w:line="276" w:lineRule="auto"/>
       </w:pPr>
       <w:r>
-        <w:t>Across the full sample, the average annual buyback effect on EPS is essentially zero: −0.2%. The income effect averages +28%. In other words, nearly all EPS growth in European markets comes from actual profit growth, not from share count reduction. This holds across all four countries.</w:t>
+        <w:t xml:space="preserve">Across the full sample, the average annual buyback effect on EPS is essentially zero: −0.2%. The income effect averages +28%. In other words, nearly all EPS growth in European markets comes from actual profit growth, not from share count reduction. This </w:t>
+      </w:r>
+      <w:proofErr w:type="gramStart"/>
+      <w:r>
+        <w:t>holds</w:t>
+      </w:r>
+      <w:proofErr w:type="gramEnd"/>
+      <w:r>
+        <w:t xml:space="preserve"> across all four countries.</w:t>
       </w:r>
     </w:p>
     <w:p>
@@ -2145,6 +2181,7 @@
             <w:pPr>
               <w:jc w:val="center"/>
             </w:pPr>
+            <w:proofErr w:type="spellStart"/>
             <w:r>
               <w:rPr>
                 <w:b/>
@@ -2155,6 +2192,7 @@
               </w:rPr>
               <w:t>Coef</w:t>
             </w:r>
+            <w:proofErr w:type="spellEnd"/>
           </w:p>
         </w:tc>
         <w:tc>
@@ -5757,7 +5795,15 @@
         <w:spacing w:after="160" w:line="276" w:lineRule="auto"/>
       </w:pPr>
       <w:r>
-        <w:t>The short answer to our original question is: no, buybacks do not meaningfully explain European stock returns better than earnings growth. The two are essentially interchangeable in Models 1 and 2 because buybacks contribute so little to EPS growth in the first place.</w:t>
+        <w:t xml:space="preserve">The short answer to our original question </w:t>
+      </w:r>
+      <w:proofErr w:type="gramStart"/>
+      <w:r>
+        <w:t>is:</w:t>
+      </w:r>
+      <w:proofErr w:type="gramEnd"/>
+      <w:r>
+        <w:t xml:space="preserve"> no, buybacks do not meaningfully explain European stock returns better than earnings growth. The two are essentially interchangeable in Models 1 and 2 because buybacks contribute so little to EPS growth in the first place.</w:t>
       </w:r>
     </w:p>
     <w:p>
@@ -5765,7 +5811,15 @@
         <w:spacing w:after="160" w:line="276" w:lineRule="auto"/>
       </w:pPr>
       <w:r>
-        <w:t>The longer answer is more interesting. Buybacks do have a small independent effect on returns — but only after controlling for P/E changes, and only in certain markets. The dominant driver of annual returns is not earnings growth of any kind; it is the expansion or compression of valuations. A company whose P/E ratio rises from 12x to 15x will outperform regardless of whether its EPS grew through higher profits or fewer shares.</w:t>
+        <w:t xml:space="preserve">The longer answer is more interesting. Buybacks do have a small independent effect on returns — but only after </w:t>
+      </w:r>
+      <w:proofErr w:type="gramStart"/>
+      <w:r>
+        <w:t>controlling for</w:t>
+      </w:r>
+      <w:proofErr w:type="gramEnd"/>
+      <w:r>
+        <w:t xml:space="preserve"> P/E changes, and only in certain markets. The dominant driver of annual returns is not earnings growth of any kind; it is the expansion or compression of valuations. A company whose P/E ratio rises from 12x to 15x will outperform regardless of whether its EPS grew through higher profits or fewer shares.</w:t>
       </w:r>
     </w:p>
     <w:p>
@@ -5828,12 +5882,34 @@
         <w:t>capitalization</w:t>
       </w:r>
       <w:r>
-        <w:t xml:space="preserve"> from Wisesheets (company filings).</w:t>
+        <w:t xml:space="preserve"> from </w:t>
+      </w:r>
+      <w:proofErr w:type="spellStart"/>
+      <w:r>
+        <w:t>Wisesheets</w:t>
+      </w:r>
+      <w:proofErr w:type="spellEnd"/>
+      <w:r>
+        <w:t xml:space="preserve"> (company filings).</w:t>
+      </w:r>
+      <w:r>
+        <w:t xml:space="preserve"> Data can be found </w:t>
+      </w:r>
+      <w:hyperlink r:id="rId7" w:history="1">
+        <w:r>
+          <w:rPr>
+            <w:rStyle w:val="Hyperlink"/>
+          </w:rPr>
+          <w:t>here</w:t>
+        </w:r>
+      </w:hyperlink>
+      <w:r>
+        <w:t xml:space="preserve">. </w:t>
       </w:r>
     </w:p>
     <w:sectPr>
-      <w:headerReference w:type="default" r:id="rId7"/>
-      <w:footerReference w:type="default" r:id="rId8"/>
+      <w:headerReference w:type="default" r:id="rId8"/>
+      <w:footerReference w:type="default" r:id="rId9"/>
       <w:pgSz w:w="12240" w:h="15840"/>
       <w:pgMar w:top="1440" w:right="1440" w:bottom="1200" w:left="1440" w:header="708" w:footer="708" w:gutter="0"/>
       <w:cols w:space="720"/>
@@ -6657,6 +6733,18 @@
       <w:szCs w:val="20"/>
     </w:rPr>
   </w:style>
+  <w:style w:type="character" w:styleId="UnresolvedMention">
+    <w:name w:val="Unresolved Mention"/>
+    <w:basedOn w:val="DefaultParagraphFont"/>
+    <w:uiPriority w:val="99"/>
+    <w:semiHidden/>
+    <w:unhideWhenUsed/>
+    <w:rsid w:val="00CD40E3"/>
+    <w:rPr>
+      <w:color w:val="605E5C"/>
+      <w:shd w:val="clear" w:color="auto" w:fill="E1DFDD"/>
+    </w:rPr>
+  </w:style>
 </w:styles>
 </file>
 
